--- a/public/templates/leave_forms/Leave_Form_Eng.docx
+++ b/public/templates/leave_forms/Leave_Form_Eng.docx
@@ -367,7 +367,7 @@
           <w:noProof/>
         </w:rPr>
         <w:drawing>
-          <wp:anchor distT="0" distB="0" distL="114300" distR="114300" simplePos="0" relativeHeight="251739136" behindDoc="0" locked="0" layoutInCell="1" allowOverlap="1" wp14:anchorId="4D25A649" wp14:editId="7EF50B6C">
+          <wp:anchor distT="0" distB="0" distL="114300" distR="114300" simplePos="0" relativeHeight="251739136" behindDoc="0" locked="0" layoutInCell="1" allowOverlap="1" wp14:anchorId="4D25A649" wp14:editId="71281F90">
             <wp:simplePos x="0" y="0"/>
             <wp:positionH relativeFrom="column">
               <wp:posOffset>97155</wp:posOffset>
@@ -548,7 +548,25 @@
           <w:sz w:val="20"/>
           <w:lang w:val="en-US"/>
         </w:rPr>
-        <w:t>Albay-Catanduanes Irrigation Management Office</w:t>
+        <w:t>Albay-</w:t>
+      </w:r>
+      <w:proofErr w:type="spellStart"/>
+      <w:r>
+        <w:rPr>
+          <w:rFonts w:ascii="Trajan Pro" w:hAnsi="Trajan Pro"/>
+          <w:sz w:val="20"/>
+          <w:lang w:val="en-US"/>
+        </w:rPr>
+        <w:t>Catanduanes</w:t>
+      </w:r>
+      <w:proofErr w:type="spellEnd"/>
+      <w:r>
+        <w:rPr>
+          <w:rFonts w:ascii="Trajan Pro" w:hAnsi="Trajan Pro"/>
+          <w:sz w:val="20"/>
+          <w:lang w:val="en-US"/>
+        </w:rPr>
+        <w:t xml:space="preserve"> Irrigation Management Office</w:t>
       </w:r>
     </w:p>
     <w:p>
@@ -921,8 +939,9 @@
                 <w:szCs w:val="20"/>
                 <w:lang w:val="en-US"/>
               </w:rPr>
-              <w:t xml:space="preserve">     (First)</w:t>
+              <w:t xml:space="preserve">  </w:t>
             </w:r>
+            <w:proofErr w:type="gramStart"/>
             <w:r>
               <w:rPr>
                 <w:rFonts w:ascii="Arial" w:hAnsi="Arial" w:cs="Arial"/>
@@ -930,9 +949,9 @@
                 <w:szCs w:val="20"/>
                 <w:lang w:val="en-US"/>
               </w:rPr>
-              <w:tab/>
-              <w:t xml:space="preserve">        </w:t>
+              <w:t xml:space="preserve">   (</w:t>
             </w:r>
+            <w:proofErr w:type="gramEnd"/>
             <w:r>
               <w:rPr>
                 <w:rFonts w:ascii="Arial" w:hAnsi="Arial" w:cs="Arial"/>
@@ -940,7 +959,46 @@
                 <w:szCs w:val="20"/>
                 <w:lang w:val="en-US"/>
               </w:rPr>
-              <w:t>(Middle)</w:t>
+              <w:t>First)</w:t>
+            </w:r>
+            <w:r>
+              <w:rPr>
+                <w:rFonts w:ascii="Arial" w:hAnsi="Arial" w:cs="Arial"/>
+                <w:sz w:val="20"/>
+                <w:szCs w:val="20"/>
+                <w:lang w:val="en-US"/>
+              </w:rPr>
+              <w:tab/>
+              <w:t xml:space="preserve">     </w:t>
+            </w:r>
+            <w:proofErr w:type="gramStart"/>
+            <w:r>
+              <w:rPr>
+                <w:rFonts w:ascii="Arial" w:hAnsi="Arial" w:cs="Arial"/>
+                <w:sz w:val="20"/>
+                <w:szCs w:val="20"/>
+                <w:lang w:val="en-US"/>
+              </w:rPr>
+              <w:t xml:space="preserve">   </w:t>
+            </w:r>
+            <w:r>
+              <w:rPr>
+                <w:rFonts w:ascii="Arial" w:hAnsi="Arial" w:cs="Arial"/>
+                <w:sz w:val="20"/>
+                <w:szCs w:val="20"/>
+                <w:lang w:val="en-US"/>
+              </w:rPr>
+              <w:t>(</w:t>
+            </w:r>
+            <w:proofErr w:type="gramEnd"/>
+            <w:r>
+              <w:rPr>
+                <w:rFonts w:ascii="Arial" w:hAnsi="Arial" w:cs="Arial"/>
+                <w:sz w:val="20"/>
+                <w:szCs w:val="20"/>
+                <w:lang w:val="en-US"/>
+              </w:rPr>
+              <w:t>Middle)</w:t>
             </w:r>
           </w:p>
           <w:p>
@@ -1034,11 +1092,7 @@
                 </mc:Choice>
                 <mc:Fallback>
                   <w:pict>
-                    <v:shapetype w14:anchorId="57AABEE5" id="_x0000_t202" coordsize="21600,21600" o:spt="202" path="m,l,21600r21600,l21600,xe">
-                      <v:stroke joinstyle="miter"/>
-                      <v:path gradientshapeok="t" o:connecttype="rect"/>
-                    </v:shapetype>
-                    <v:shape id="_x0000_s1029" type="#_x0000_t202" style="position:absolute;margin-left:269.35pt;margin-top:2.8pt;width:244.5pt;height:27.35pt;z-index:251742208;visibility:visible;mso-wrap-style:square;mso-width-percent:0;mso-height-percent:0;mso-wrap-distance-left:9pt;mso-wrap-distance-top:3.6pt;mso-wrap-distance-right:9pt;mso-wrap-distance-bottom:3.6pt;mso-position-horizontal:absolute;mso-position-horizontal-relative:text;mso-position-vertical:absolute;mso-position-vertical-relative:text;mso-width-percent:0;mso-height-percent:0;mso-width-relative:margin;mso-height-relative:margin;v-text-anchor:top" o:gfxdata="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" filled="f" stroked="f">
+                    <v:shape w14:anchorId="57AABEE5" id="_x0000_s1029" type="#_x0000_t202" style="position:absolute;margin-left:269.35pt;margin-top:2.8pt;width:244.5pt;height:27.35pt;z-index:251742208;visibility:visible;mso-wrap-style:square;mso-width-percent:0;mso-height-percent:0;mso-wrap-distance-left:9pt;mso-wrap-distance-top:3.6pt;mso-wrap-distance-right:9pt;mso-wrap-distance-bottom:3.6pt;mso-position-horizontal:absolute;mso-position-horizontal-relative:text;mso-position-vertical:absolute;mso-position-vertical-relative:text;mso-width-percent:0;mso-height-percent:0;mso-width-relative:margin;mso-height-relative:margin;v-text-anchor:top" o:gfxdata="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" filled="f" stroked="f">
                       <v:textbox inset="0,0,0,0">
                         <w:txbxContent>
                           <w:p>
@@ -1577,6 +1631,7 @@
                 <w:lang w:val="en-US"/>
               </w:rPr>
             </w:pPr>
+            <w:proofErr w:type="gramStart"/>
             <w:r>
               <w:rPr>
                 <w:rFonts w:ascii="Arial" w:hAnsi="Arial" w:cs="Arial"/>
@@ -1585,7 +1640,18 @@
                 <w:szCs w:val="20"/>
                 <w:lang w:val="en-US"/>
               </w:rPr>
-              <w:t>6.A  TYPE OF LEAVE TO BE AVAILED OF</w:t>
+              <w:t>6.A  TYPE</w:t>
+            </w:r>
+            <w:proofErr w:type="gramEnd"/>
+            <w:r>
+              <w:rPr>
+                <w:rFonts w:ascii="Arial" w:hAnsi="Arial" w:cs="Arial"/>
+                <w:i/>
+                <w:sz w:val="20"/>
+                <w:szCs w:val="20"/>
+                <w:lang w:val="en-US"/>
+              </w:rPr>
+              <w:t xml:space="preserve"> OF LEAVE TO BE AVAILED OF</w:t>
             </w:r>
           </w:p>
         </w:tc>
@@ -2371,6 +2437,7 @@
                 <w:lang w:val="en-US"/>
               </w:rPr>
             </w:pPr>
+            <w:proofErr w:type="gramStart"/>
             <w:r>
               <w:rPr>
                 <w:rFonts w:ascii="Arial" w:hAnsi="Arial" w:cs="Arial"/>
@@ -2378,7 +2445,17 @@
                 <w:szCs w:val="20"/>
                 <w:lang w:val="en-US"/>
               </w:rPr>
-              <w:t>Abroad  ______________________________</w:t>
+              <w:t>Abroad  _</w:t>
+            </w:r>
+            <w:proofErr w:type="gramEnd"/>
+            <w:r>
+              <w:rPr>
+                <w:rFonts w:ascii="Arial" w:hAnsi="Arial" w:cs="Arial"/>
+                <w:sz w:val="16"/>
+                <w:szCs w:val="20"/>
+                <w:lang w:val="en-US"/>
+              </w:rPr>
+              <w:t>_____________________________</w:t>
             </w:r>
           </w:p>
         </w:tc>
@@ -5005,6 +5082,110 @@
             </w:pPr>
             <w:r>
               <w:rPr>
+                <w:rFonts w:ascii="Trajan Pro" w:hAnsi="Trajan Pro"/>
+                <w:noProof/>
+                <w:sz w:val="20"/>
+                <w:lang w:eastAsia="en-PH"/>
+              </w:rPr>
+              <mc:AlternateContent>
+                <mc:Choice Requires="wps">
+                  <w:drawing>
+                    <wp:anchor distT="45720" distB="45720" distL="114300" distR="114300" simplePos="0" relativeHeight="251768832" behindDoc="0" locked="0" layoutInCell="1" allowOverlap="1" wp14:anchorId="6A900058" wp14:editId="5E739F1F">
+                      <wp:simplePos x="0" y="0"/>
+                      <wp:positionH relativeFrom="column">
+                        <wp:posOffset>590550</wp:posOffset>
+                      </wp:positionH>
+                      <wp:positionV relativeFrom="paragraph">
+                        <wp:posOffset>163195</wp:posOffset>
+                      </wp:positionV>
+                      <wp:extent cx="2428875" cy="337820"/>
+                      <wp:effectExtent l="0" t="0" r="9525" b="5080"/>
+                      <wp:wrapNone/>
+                      <wp:docPr id="833477172" name="Text Box 2"/>
+                      <wp:cNvGraphicFramePr>
+                        <a:graphicFrameLocks xmlns:a="http://schemas.openxmlformats.org/drawingml/2006/main"/>
+                      </wp:cNvGraphicFramePr>
+                      <a:graphic xmlns:a="http://schemas.openxmlformats.org/drawingml/2006/main">
+                        <a:graphicData uri="http://schemas.microsoft.com/office/word/2010/wordprocessingShape">
+                          <wps:wsp>
+                            <wps:cNvSpPr txBox="1">
+                              <a:spLocks noChangeArrowheads="1"/>
+                            </wps:cNvSpPr>
+                            <wps:spPr bwMode="auto">
+                              <a:xfrm>
+                                <a:off x="0" y="0"/>
+                                <a:ext cx="2428875" cy="337820"/>
+                              </a:xfrm>
+                              <a:prstGeom prst="rect">
+                                <a:avLst/>
+                              </a:prstGeom>
+                              <a:noFill/>
+                              <a:ln w="9525">
+                                <a:noFill/>
+                                <a:miter lim="800000"/>
+                                <a:headEnd/>
+                                <a:tailEnd/>
+                              </a:ln>
+                            </wps:spPr>
+                            <wps:txbx>
+                              <w:txbxContent>
+                                <w:p>
+                                  <w:pPr>
+                                    <w:spacing w:line="240" w:lineRule="auto"/>
+                                    <w:contextualSpacing/>
+                                    <w:jc w:val="center"/>
+                                    <w:rPr>
+                                      <w:rFonts w:ascii="Cambria" w:hAnsi="Cambria"/>
+                                      <w:b/>
+                                      <w:sz w:val="20"/>
+                                      <w:szCs w:val="20"/>
+                                    </w:rPr>
+                                  </w:pPr>
+                                </w:p>
+                              </w:txbxContent>
+                            </wps:txbx>
+                            <wps:bodyPr rot="0" vert="horz" wrap="square" lIns="0" tIns="0" rIns="0" bIns="0" anchor="t" anchorCtr="0">
+                              <a:noAutofit/>
+                            </wps:bodyPr>
+                          </wps:wsp>
+                        </a:graphicData>
+                      </a:graphic>
+                      <wp14:sizeRelH relativeFrom="margin">
+                        <wp14:pctWidth>0</wp14:pctWidth>
+                      </wp14:sizeRelH>
+                      <wp14:sizeRelV relativeFrom="margin">
+                        <wp14:pctHeight>0</wp14:pctHeight>
+                      </wp14:sizeRelV>
+                    </wp:anchor>
+                  </w:drawing>
+                </mc:Choice>
+                <mc:Fallback>
+                  <w:pict>
+                    <v:shape w14:anchorId="6A900058" id="_x0000_s1039" type="#_x0000_t202" style="position:absolute;margin-left:46.5pt;margin-top:12.85pt;width:191.25pt;height:26.6pt;z-index:251768832;visibility:visible;mso-wrap-style:square;mso-width-percent:0;mso-height-percent:0;mso-wrap-distance-left:9pt;mso-wrap-distance-top:3.6pt;mso-wrap-distance-right:9pt;mso-wrap-distance-bottom:3.6pt;mso-position-horizontal:absolute;mso-position-horizontal-relative:text;mso-position-vertical:absolute;mso-position-vertical-relative:text;mso-width-percent:0;mso-height-percent:0;mso-width-relative:margin;mso-height-relative:margin;v-text-anchor:top" o:gfxdata="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" filled="f" stroked="f">
+                      <v:textbox inset="0,0,0,0">
+                        <w:txbxContent>
+                          <w:p>
+                            <w:pPr>
+                              <w:spacing w:line="240" w:lineRule="auto"/>
+                              <w:contextualSpacing/>
+                              <w:jc w:val="center"/>
+                              <w:rPr>
+                                <w:rFonts w:ascii="Cambria" w:hAnsi="Cambria"/>
+                                <w:b/>
+                                <w:sz w:val="20"/>
+                                <w:szCs w:val="20"/>
+                              </w:rPr>
+                            </w:pPr>
+                          </w:p>
+                        </w:txbxContent>
+                      </v:textbox>
+                    </v:shape>
+                  </w:pict>
+                </mc:Fallback>
+              </mc:AlternateContent>
+            </w:r>
+            <w:r>
+              <w:rPr>
                 <w:rFonts w:ascii="Arial" w:hAnsi="Arial" w:cs="Arial"/>
                 <w:i/>
                 <w:sz w:val="16"/>
@@ -5012,6 +5193,118 @@
                 <w:lang w:val="en-US"/>
               </w:rPr>
               <w:t>OTHERS:</w:t>
+            </w:r>
+            <w:r>
+              <w:rPr>
+                <w:rFonts w:ascii="Times New Roman" w:hAnsi="Times New Roman" w:cs="Times New Roman"/>
+                <w:sz w:val="24"/>
+                <w:szCs w:val="24"/>
+                <w:lang w:eastAsia="en-PH"/>
+              </w:rPr>
+              <w:t xml:space="preserve"> </w:t>
+            </w:r>
+            <w:r>
+              <w:rPr>
+                <w:rFonts w:ascii="Times New Roman" w:hAnsi="Times New Roman" w:cs="Times New Roman"/>
+                <w:noProof/>
+                <w:sz w:val="24"/>
+                <w:szCs w:val="24"/>
+                <w:lang w:eastAsia="en-PH"/>
+              </w:rPr>
+              <mc:AlternateContent>
+                <mc:Choice Requires="wps">
+                  <w:drawing>
+                    <wp:anchor distT="45720" distB="45720" distL="114300" distR="114300" simplePos="0" relativeHeight="251764736" behindDoc="0" locked="0" layoutInCell="1" allowOverlap="1" wp14:anchorId="1AC773C9" wp14:editId="53EC3B7A">
+                      <wp:simplePos x="0" y="0"/>
+                      <wp:positionH relativeFrom="column">
+                        <wp:posOffset>1510665</wp:posOffset>
+                      </wp:positionH>
+                      <wp:positionV relativeFrom="paragraph">
+                        <wp:posOffset>5536565</wp:posOffset>
+                      </wp:positionV>
+                      <wp:extent cx="2428875" cy="337820"/>
+                      <wp:effectExtent l="0" t="0" r="9525" b="5080"/>
+                      <wp:wrapNone/>
+                      <wp:docPr id="1698696659" name="Text Box 30"/>
+                      <wp:cNvGraphicFramePr>
+                        <a:graphicFrameLocks xmlns:a="http://schemas.openxmlformats.org/drawingml/2006/main"/>
+                      </wp:cNvGraphicFramePr>
+                      <a:graphic xmlns:a="http://schemas.openxmlformats.org/drawingml/2006/main">
+                        <a:graphicData uri="http://schemas.microsoft.com/office/word/2010/wordprocessingShape">
+                          <wps:wsp>
+                            <wps:cNvSpPr txBox="1">
+                              <a:spLocks noChangeArrowheads="1"/>
+                            </wps:cNvSpPr>
+                            <wps:spPr bwMode="auto">
+                              <a:xfrm>
+                                <a:off x="0" y="0"/>
+                                <a:ext cx="2428875" cy="337820"/>
+                              </a:xfrm>
+                              <a:prstGeom prst="rect">
+                                <a:avLst/>
+                              </a:prstGeom>
+                              <a:noFill/>
+                              <a:ln w="9525">
+                                <a:noFill/>
+                                <a:miter lim="800000"/>
+                                <a:headEnd/>
+                                <a:tailEnd/>
+                              </a:ln>
+                            </wps:spPr>
+                            <wps:txbx>
+                              <w:txbxContent>
+                                <w:p>
+                                  <w:pPr>
+                                    <w:spacing w:line="240" w:lineRule="auto"/>
+                                    <w:jc w:val="center"/>
+                                    <w:rPr>
+                                      <w:rFonts w:ascii="Cambria" w:hAnsi="Cambria"/>
+                                      <w:b/>
+                                      <w:sz w:val="20"/>
+                                      <w:szCs w:val="20"/>
+                                    </w:rPr>
+                                  </w:pPr>
+                                </w:p>
+                              </w:txbxContent>
+                            </wps:txbx>
+                            <wps:bodyPr rot="0" vertOverflow="clip" horzOverflow="clip" vert="horz" wrap="square" lIns="0" tIns="0" rIns="0" bIns="0" anchor="t" anchorCtr="0">
+                              <a:noAutofit/>
+                            </wps:bodyPr>
+                          </wps:wsp>
+                        </a:graphicData>
+                      </a:graphic>
+                      <wp14:sizeRelH relativeFrom="margin">
+                        <wp14:pctWidth>0</wp14:pctWidth>
+                      </wp14:sizeRelH>
+                      <wp14:sizeRelV relativeFrom="margin">
+                        <wp14:pctHeight>0</wp14:pctHeight>
+                      </wp14:sizeRelV>
+                    </wp:anchor>
+                  </w:drawing>
+                </mc:Choice>
+                <mc:Fallback>
+                  <w:pict>
+                    <v:shape w14:anchorId="1AC773C9" id="Text Box 30" o:spid="_x0000_s1040" type="#_x0000_t202" style="position:absolute;margin-left:118.95pt;margin-top:435.95pt;width:191.25pt;height:26.6pt;z-index:251764736;visibility:visible;mso-wrap-style:square;mso-width-percent:0;mso-height-percent:0;mso-wrap-distance-left:9pt;mso-wrap-distance-top:3.6pt;mso-wrap-distance-right:9pt;mso-wrap-distance-bottom:3.6pt;mso-position-horizontal:absolute;mso-position-horizontal-relative:text;mso-position-vertical:absolute;mso-position-vertical-relative:text;mso-width-percent:0;mso-height-percent:0;mso-width-relative:margin;mso-height-relative:margin;v-text-anchor:top" o:gfxdata="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" filled="f" stroked="f">
+                      <v:textbox inset="0,0,0,0">
+                        <w:txbxContent>
+                          <w:p>
+                            <w:pPr>
+                              <w:spacing w:line="240" w:lineRule="auto"/>
+                              <w:jc w:val="center"/>
+                              <w:rPr>
+                                <w:rFonts w:ascii="Cambria" w:hAnsi="Cambria"/>
+                                <w:b/>
+                                <w:sz w:val="20"/>
+                                <w:szCs w:val="20"/>
+                              </w:rPr>
+                            </w:pPr>
+                          </w:p>
+                        </w:txbxContent>
+                      </v:textbox>
+                    </v:shape>
+                  </w:pict>
+                </mc:Fallback>
+              </mc:AlternateContent>
             </w:r>
           </w:p>
         </w:tc>
@@ -5210,7 +5503,231 @@
                 <w:szCs w:val="20"/>
                 <w:lang w:val="en-US"/>
               </w:rPr>
-              <w:t>_____________________________________</w:t>
+              <w:t>___________________</w:t>
+            </w:r>
+            <w:r>
+              <w:rPr>
+                <w:rFonts w:ascii="Times New Roman" w:hAnsi="Times New Roman" w:cs="Times New Roman"/>
+                <w:noProof/>
+                <w:sz w:val="24"/>
+                <w:szCs w:val="24"/>
+                <w:lang w:eastAsia="en-PH"/>
+              </w:rPr>
+              <mc:AlternateContent>
+                <mc:Choice Requires="wps">
+                  <w:drawing>
+                    <wp:anchor distT="45720" distB="45720" distL="114300" distR="114300" simplePos="0" relativeHeight="251762688" behindDoc="0" locked="0" layoutInCell="1" allowOverlap="1" wp14:anchorId="6C5792CF" wp14:editId="536CF173">
+                      <wp:simplePos x="0" y="0"/>
+                      <wp:positionH relativeFrom="column">
+                        <wp:posOffset>1510665</wp:posOffset>
+                      </wp:positionH>
+                      <wp:positionV relativeFrom="paragraph">
+                        <wp:posOffset>5536565</wp:posOffset>
+                      </wp:positionV>
+                      <wp:extent cx="2428875" cy="337820"/>
+                      <wp:effectExtent l="0" t="0" r="9525" b="5080"/>
+                      <wp:wrapNone/>
+                      <wp:docPr id="1615750142" name="Text Box 29"/>
+                      <wp:cNvGraphicFramePr>
+                        <a:graphicFrameLocks xmlns:a="http://schemas.openxmlformats.org/drawingml/2006/main"/>
+                      </wp:cNvGraphicFramePr>
+                      <a:graphic xmlns:a="http://schemas.openxmlformats.org/drawingml/2006/main">
+                        <a:graphicData uri="http://schemas.microsoft.com/office/word/2010/wordprocessingShape">
+                          <wps:wsp>
+                            <wps:cNvSpPr txBox="1">
+                              <a:spLocks noChangeArrowheads="1"/>
+                            </wps:cNvSpPr>
+                            <wps:spPr bwMode="auto">
+                              <a:xfrm>
+                                <a:off x="0" y="0"/>
+                                <a:ext cx="2428875" cy="337820"/>
+                              </a:xfrm>
+                              <a:prstGeom prst="rect">
+                                <a:avLst/>
+                              </a:prstGeom>
+                              <a:noFill/>
+                              <a:ln w="9525">
+                                <a:noFill/>
+                                <a:miter lim="800000"/>
+                                <a:headEnd/>
+                                <a:tailEnd/>
+                              </a:ln>
+                            </wps:spPr>
+                            <wps:txbx>
+                              <w:txbxContent>
+                                <w:p>
+                                  <w:pPr>
+                                    <w:spacing w:line="240" w:lineRule="auto"/>
+                                    <w:jc w:val="center"/>
+                                    <w:rPr>
+                                      <w:rFonts w:ascii="Cambria" w:hAnsi="Cambria"/>
+                                      <w:b/>
+                                      <w:sz w:val="20"/>
+                                      <w:szCs w:val="20"/>
+                                    </w:rPr>
+                                  </w:pPr>
+                                </w:p>
+                              </w:txbxContent>
+                            </wps:txbx>
+                            <wps:bodyPr rot="0" vertOverflow="clip" horzOverflow="clip" vert="horz" wrap="square" lIns="0" tIns="0" rIns="0" bIns="0" anchor="t" anchorCtr="0">
+                              <a:noAutofit/>
+                            </wps:bodyPr>
+                          </wps:wsp>
+                        </a:graphicData>
+                      </a:graphic>
+                      <wp14:sizeRelH relativeFrom="margin">
+                        <wp14:pctWidth>0</wp14:pctWidth>
+                      </wp14:sizeRelH>
+                      <wp14:sizeRelV relativeFrom="margin">
+                        <wp14:pctHeight>0</wp14:pctHeight>
+                      </wp14:sizeRelV>
+                    </wp:anchor>
+                  </w:drawing>
+                </mc:Choice>
+                <mc:Fallback>
+                  <w:pict>
+                    <v:shape w14:anchorId="6C5792CF" id="Text Box 29" o:spid="_x0000_s1041" type="#_x0000_t202" style="position:absolute;margin-left:118.95pt;margin-top:435.95pt;width:191.25pt;height:26.6pt;z-index:251762688;visibility:visible;mso-wrap-style:square;mso-width-percent:0;mso-height-percent:0;mso-wrap-distance-left:9pt;mso-wrap-distance-top:3.6pt;mso-wrap-distance-right:9pt;mso-wrap-distance-bottom:3.6pt;mso-position-horizontal:absolute;mso-position-horizontal-relative:text;mso-position-vertical:absolute;mso-position-vertical-relative:text;mso-width-percent:0;mso-height-percent:0;mso-width-relative:margin;mso-height-relative:margin;v-text-anchor:top" o:gfxdata="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" filled="f" stroked="f">
+                      <v:textbox inset="0,0,0,0">
+                        <w:txbxContent>
+                          <w:p>
+                            <w:pPr>
+                              <w:spacing w:line="240" w:lineRule="auto"/>
+                              <w:jc w:val="center"/>
+                              <w:rPr>
+                                <w:rFonts w:ascii="Cambria" w:hAnsi="Cambria"/>
+                                <w:b/>
+                                <w:sz w:val="20"/>
+                                <w:szCs w:val="20"/>
+                              </w:rPr>
+                            </w:pPr>
+                          </w:p>
+                        </w:txbxContent>
+                      </v:textbox>
+                    </v:shape>
+                  </w:pict>
+                </mc:Fallback>
+              </mc:AlternateContent>
+            </w:r>
+            <w:r>
+              <w:rPr>
+                <w:rFonts w:ascii="Arial" w:hAnsi="Arial" w:cs="Arial"/>
+                <w:sz w:val="20"/>
+                <w:szCs w:val="20"/>
+                <w:lang w:val="en-US"/>
+              </w:rPr>
+              <w:t>_</w:t>
+            </w:r>
+            <w:r>
+              <w:rPr>
+                <w:rFonts w:ascii="Times New Roman" w:hAnsi="Times New Roman" w:cs="Times New Roman"/>
+                <w:noProof/>
+                <w:sz w:val="24"/>
+                <w:szCs w:val="24"/>
+                <w:lang w:eastAsia="en-PH"/>
+              </w:rPr>
+              <mc:AlternateContent>
+                <mc:Choice Requires="wps">
+                  <w:drawing>
+                    <wp:anchor distT="45720" distB="45720" distL="114300" distR="114300" simplePos="0" relativeHeight="251766784" behindDoc="0" locked="0" layoutInCell="1" allowOverlap="1" wp14:anchorId="54EFB050" wp14:editId="3292BD25">
+                      <wp:simplePos x="0" y="0"/>
+                      <wp:positionH relativeFrom="column">
+                        <wp:posOffset>1510665</wp:posOffset>
+                      </wp:positionH>
+                      <wp:positionV relativeFrom="paragraph">
+                        <wp:posOffset>5536565</wp:posOffset>
+                      </wp:positionV>
+                      <wp:extent cx="2428875" cy="337820"/>
+                      <wp:effectExtent l="0" t="0" r="9525" b="5080"/>
+                      <wp:wrapNone/>
+                      <wp:docPr id="114718387" name="Text Box 31"/>
+                      <wp:cNvGraphicFramePr>
+                        <a:graphicFrameLocks xmlns:a="http://schemas.openxmlformats.org/drawingml/2006/main"/>
+                      </wp:cNvGraphicFramePr>
+                      <a:graphic xmlns:a="http://schemas.openxmlformats.org/drawingml/2006/main">
+                        <a:graphicData uri="http://schemas.microsoft.com/office/word/2010/wordprocessingShape">
+                          <wps:wsp>
+                            <wps:cNvSpPr txBox="1">
+                              <a:spLocks noChangeArrowheads="1"/>
+                            </wps:cNvSpPr>
+                            <wps:spPr bwMode="auto">
+                              <a:xfrm>
+                                <a:off x="0" y="0"/>
+                                <a:ext cx="2428875" cy="337820"/>
+                              </a:xfrm>
+                              <a:prstGeom prst="rect">
+                                <a:avLst/>
+                              </a:prstGeom>
+                              <a:noFill/>
+                              <a:ln w="9525">
+                                <a:noFill/>
+                                <a:miter lim="800000"/>
+                                <a:headEnd/>
+                                <a:tailEnd/>
+                              </a:ln>
+                            </wps:spPr>
+                            <wps:txbx>
+                              <w:txbxContent>
+                                <w:p>
+                                  <w:pPr>
+                                    <w:spacing w:line="240" w:lineRule="auto"/>
+                                    <w:jc w:val="center"/>
+                                    <w:rPr>
+                                      <w:rFonts w:ascii="Cambria" w:hAnsi="Cambria"/>
+                                      <w:b/>
+                                      <w:sz w:val="20"/>
+                                      <w:szCs w:val="20"/>
+                                    </w:rPr>
+                                  </w:pPr>
+                                </w:p>
+                              </w:txbxContent>
+                            </wps:txbx>
+                            <wps:bodyPr rot="0" vertOverflow="clip" horzOverflow="clip" vert="horz" wrap="square" lIns="0" tIns="0" rIns="0" bIns="0" anchor="t" anchorCtr="0">
+                              <a:noAutofit/>
+                            </wps:bodyPr>
+                          </wps:wsp>
+                        </a:graphicData>
+                      </a:graphic>
+                      <wp14:sizeRelH relativeFrom="margin">
+                        <wp14:pctWidth>0</wp14:pctWidth>
+                      </wp14:sizeRelH>
+                      <wp14:sizeRelV relativeFrom="margin">
+                        <wp14:pctHeight>0</wp14:pctHeight>
+                      </wp14:sizeRelV>
+                    </wp:anchor>
+                  </w:drawing>
+                </mc:Choice>
+                <mc:Fallback>
+                  <w:pict>
+                    <v:shape w14:anchorId="54EFB050" id="Text Box 31" o:spid="_x0000_s1042" type="#_x0000_t202" style="position:absolute;margin-left:118.95pt;margin-top:435.95pt;width:191.25pt;height:26.6pt;z-index:251766784;visibility:visible;mso-wrap-style:square;mso-width-percent:0;mso-height-percent:0;mso-wrap-distance-left:9pt;mso-wrap-distance-top:3.6pt;mso-wrap-distance-right:9pt;mso-wrap-distance-bottom:3.6pt;mso-position-horizontal:absolute;mso-position-horizontal-relative:text;mso-position-vertical:absolute;mso-position-vertical-relative:text;mso-width-percent:0;mso-height-percent:0;mso-width-relative:margin;mso-height-relative:margin;v-text-anchor:top" o:gfxdata="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" filled="f" stroked="f">
+                      <v:textbox inset="0,0,0,0">
+                        <w:txbxContent>
+                          <w:p>
+                            <w:pPr>
+                              <w:spacing w:line="240" w:lineRule="auto"/>
+                              <w:jc w:val="center"/>
+                              <w:rPr>
+                                <w:rFonts w:ascii="Cambria" w:hAnsi="Cambria"/>
+                                <w:b/>
+                                <w:sz w:val="20"/>
+                                <w:szCs w:val="20"/>
+                              </w:rPr>
+                            </w:pPr>
+                          </w:p>
+                        </w:txbxContent>
+                      </v:textbox>
+                    </v:shape>
+                  </w:pict>
+                </mc:Fallback>
+              </mc:AlternateContent>
+            </w:r>
+            <w:r>
+              <w:rPr>
+                <w:rFonts w:ascii="Arial" w:hAnsi="Arial" w:cs="Arial"/>
+                <w:sz w:val="20"/>
+                <w:szCs w:val="20"/>
+                <w:lang w:val="en-US"/>
+              </w:rPr>
+              <w:t>_________________</w:t>
             </w:r>
           </w:p>
         </w:tc>
@@ -5350,6 +5867,7 @@
                 <w:lang w:val="en-US"/>
               </w:rPr>
             </w:pPr>
+            <w:proofErr w:type="gramStart"/>
             <w:r>
               <w:rPr>
                 <w:rFonts w:ascii="Arial" w:hAnsi="Arial" w:cs="Arial"/>
@@ -5358,7 +5876,18 @@
                 <w:szCs w:val="20"/>
                 <w:lang w:val="en-US"/>
               </w:rPr>
-              <w:t>6.C  NUMBER OF WORKING DAYS APPLIED FOR</w:t>
+              <w:t>6.C  NUMBER</w:t>
+            </w:r>
+            <w:proofErr w:type="gramEnd"/>
+            <w:r>
+              <w:rPr>
+                <w:rFonts w:ascii="Arial" w:hAnsi="Arial" w:cs="Arial"/>
+                <w:i/>
+                <w:sz w:val="20"/>
+                <w:szCs w:val="20"/>
+                <w:lang w:val="en-US"/>
+              </w:rPr>
+              <w:t xml:space="preserve"> OF WORKING DAYS APPLIED FOR</w:t>
             </w:r>
           </w:p>
           <w:p>
@@ -5454,7 +5983,7 @@
                 </mc:Choice>
                 <mc:Fallback>
                   <w:pict>
-                    <v:shape w14:anchorId="454C4C29" id="_x0000_s1039" type="#_x0000_t202" style="position:absolute;margin-left:88.6pt;margin-top:4.45pt;width:192.75pt;height:21pt;z-index:251710464;visibility:visible;mso-wrap-style:square;mso-width-percent:0;mso-height-percent:0;mso-wrap-distance-left:9pt;mso-wrap-distance-top:3.6pt;mso-wrap-distance-right:9pt;mso-wrap-distance-bottom:3.6pt;mso-position-horizontal:absolute;mso-position-horizontal-relative:text;mso-position-vertical:absolute;mso-position-vertical-relative:text;mso-width-percent:0;mso-height-percent:0;mso-width-relative:margin;mso-height-relative:margin;v-text-anchor:top" o:gfxdata="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" filled="f" stroked="f">
+                    <v:shape w14:anchorId="454C4C29" id="_x0000_s1043" type="#_x0000_t202" style="position:absolute;margin-left:88.6pt;margin-top:4.45pt;width:192.75pt;height:21pt;z-index:251710464;visibility:visible;mso-wrap-style:square;mso-width-percent:0;mso-height-percent:0;mso-wrap-distance-left:9pt;mso-wrap-distance-top:3.6pt;mso-wrap-distance-right:9pt;mso-wrap-distance-bottom:3.6pt;mso-position-horizontal:absolute;mso-position-horizontal-relative:text;mso-position-vertical:absolute;mso-position-vertical-relative:text;mso-width-percent:0;mso-height-percent:0;mso-width-relative:margin;mso-height-relative:margin;v-text-anchor:top" o:gfxdata="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" filled="f" stroked="f">
                       <v:textbox inset="0,0,0,0">
                         <w:txbxContent>
                           <w:p>
@@ -5705,7 +6234,7 @@
                 </mc:Choice>
                 <mc:Fallback>
                   <w:pict>
-                    <v:shape w14:anchorId="0D1CFDAA" id="_x0000_s1040" type="#_x0000_t202" style="position:absolute;margin-left:100.6pt;margin-top:11.2pt;width:179.25pt;height:21pt;z-index:251711488;visibility:visible;mso-wrap-style:square;mso-width-percent:0;mso-height-percent:0;mso-wrap-distance-left:9pt;mso-wrap-distance-top:3.6pt;mso-wrap-distance-right:9pt;mso-wrap-distance-bottom:3.6pt;mso-position-horizontal:absolute;mso-position-horizontal-relative:text;mso-position-vertical:absolute;mso-position-vertical-relative:text;mso-width-percent:0;mso-height-percent:0;mso-width-relative:margin;mso-height-relative:margin;v-text-anchor:top" o:gfxdata="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" filled="f" stroked="f">
+                    <v:shape w14:anchorId="0D1CFDAA" id="_x0000_s1044" type="#_x0000_t202" style="position:absolute;margin-left:100.6pt;margin-top:11.2pt;width:179.25pt;height:21pt;z-index:251711488;visibility:visible;mso-wrap-style:square;mso-width-percent:0;mso-height-percent:0;mso-wrap-distance-left:9pt;mso-wrap-distance-top:3.6pt;mso-wrap-distance-right:9pt;mso-wrap-distance-bottom:3.6pt;mso-position-horizontal:absolute;mso-position-horizontal-relative:text;mso-position-vertical:absolute;mso-position-vertical-relative:text;mso-width-percent:0;mso-height-percent:0;mso-width-relative:margin;mso-height-relative:margin;v-text-anchor:top" o:gfxdata="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" filled="f" stroked="f">
                       <v:textbox inset="0,0,0,0">
                         <w:txbxContent>
                           <w:p>
@@ -5868,6 +6397,7 @@
                 <w:lang w:val="en-US"/>
               </w:rPr>
             </w:pPr>
+            <w:proofErr w:type="gramStart"/>
             <w:r>
               <w:rPr>
                 <w:rFonts w:ascii="Arial" w:hAnsi="Arial" w:cs="Arial"/>
@@ -5878,6 +6408,7 @@
               </w:rPr>
               <w:t>6.D  COMMUTATION</w:t>
             </w:r>
+            <w:proofErr w:type="gramEnd"/>
           </w:p>
         </w:tc>
       </w:tr>
@@ -6330,6 +6861,7 @@
                 <w:lang w:val="en-US"/>
               </w:rPr>
             </w:pPr>
+            <w:proofErr w:type="gramStart"/>
             <w:r>
               <w:rPr>
                 <w:rFonts w:ascii="Arial" w:hAnsi="Arial" w:cs="Arial"/>
@@ -6338,7 +6870,18 @@
                 <w:szCs w:val="20"/>
                 <w:lang w:val="en-US"/>
               </w:rPr>
-              <w:t>7.A  CERTIFICATION OF LEAVE CREDITS</w:t>
+              <w:t>7.A  CERTIFICATION</w:t>
+            </w:r>
+            <w:proofErr w:type="gramEnd"/>
+            <w:r>
+              <w:rPr>
+                <w:rFonts w:ascii="Arial" w:hAnsi="Arial" w:cs="Arial"/>
+                <w:i/>
+                <w:sz w:val="20"/>
+                <w:szCs w:val="20"/>
+                <w:lang w:val="en-US"/>
+              </w:rPr>
+              <w:t xml:space="preserve"> OF LEAVE CREDITS</w:t>
             </w:r>
           </w:p>
         </w:tc>
@@ -6365,6 +6908,7 @@
                 <w:lang w:val="en-US"/>
               </w:rPr>
             </w:pPr>
+            <w:proofErr w:type="gramStart"/>
             <w:r>
               <w:rPr>
                 <w:rFonts w:ascii="Arial" w:hAnsi="Arial" w:cs="Arial"/>
@@ -6375,6 +6919,7 @@
               </w:rPr>
               <w:t>7.B  RECOMMENDATION</w:t>
             </w:r>
+            <w:proofErr w:type="gramEnd"/>
           </w:p>
         </w:tc>
       </w:tr>
@@ -7463,7 +8008,7 @@
                 </mc:Choice>
                 <mc:Fallback>
                   <w:pict>
-                    <v:shape w14:anchorId="39AF7163" id="Text Box 181757785" o:spid="_x0000_s1041" type="#_x0000_t202" style="position:absolute;left:0;text-align:left;margin-left:12.15pt;margin-top:7.6pt;width:260.25pt;height:31.5pt;z-index:251750400;visibility:visible;mso-wrap-style:square;mso-width-percent:0;mso-height-percent:0;mso-wrap-distance-left:9pt;mso-wrap-distance-top:3.6pt;mso-wrap-distance-right:9pt;mso-wrap-distance-bottom:3.6pt;mso-position-horizontal:absolute;mso-position-horizontal-relative:text;mso-position-vertical:absolute;mso-position-vertical-relative:text;mso-width-percent:0;mso-height-percent:0;mso-width-relative:margin;mso-height-relative:margin;v-text-anchor:top" o:gfxdata="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" filled="f" stroked="f">
+                    <v:shape w14:anchorId="39AF7163" id="Text Box 181757785" o:spid="_x0000_s1045" type="#_x0000_t202" style="position:absolute;left:0;text-align:left;margin-left:12.15pt;margin-top:7.6pt;width:260.25pt;height:31.5pt;z-index:251750400;visibility:visible;mso-wrap-style:square;mso-width-percent:0;mso-height-percent:0;mso-wrap-distance-left:9pt;mso-wrap-distance-top:3.6pt;mso-wrap-distance-right:9pt;mso-wrap-distance-bottom:3.6pt;mso-position-horizontal:absolute;mso-position-horizontal-relative:text;mso-position-vertical:absolute;mso-position-vertical-relative:text;mso-width-percent:0;mso-height-percent:0;mso-width-relative:margin;mso-height-relative:margin;v-text-anchor:top" o:gfxdata="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" filled="f" stroked="f">
                       <v:textbox inset="0,0,0,0">
                         <w:txbxContent>
                           <w:p>
@@ -7599,7 +8144,7 @@
                 </mc:Choice>
                 <mc:Fallback>
                   <w:pict>
-                    <v:shape w14:anchorId="56C97410" id="_x0000_s1042" type="#_x0000_t202" style="position:absolute;left:0;text-align:left;margin-left:-13.65pt;margin-top:7.95pt;width:310.5pt;height:31.5pt;z-index:251718656;visibility:visible;mso-wrap-style:square;mso-width-percent:0;mso-height-percent:0;mso-wrap-distance-left:9pt;mso-wrap-distance-top:3.6pt;mso-wrap-distance-right:9pt;mso-wrap-distance-bottom:3.6pt;mso-position-horizontal:absolute;mso-position-horizontal-relative:text;mso-position-vertical:absolute;mso-position-vertical-relative:text;mso-width-percent:0;mso-height-percent:0;mso-width-relative:margin;mso-height-relative:margin;v-text-anchor:top" o:gfxdata="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" filled="f" stroked="f">
+                    <v:shape w14:anchorId="56C97410" id="_x0000_s1046" type="#_x0000_t202" style="position:absolute;left:0;text-align:left;margin-left:-13.65pt;margin-top:7.95pt;width:310.5pt;height:31.5pt;z-index:251718656;visibility:visible;mso-wrap-style:square;mso-width-percent:0;mso-height-percent:0;mso-wrap-distance-left:9pt;mso-wrap-distance-top:3.6pt;mso-wrap-distance-right:9pt;mso-wrap-distance-bottom:3.6pt;mso-position-horizontal:absolute;mso-position-horizontal-relative:text;mso-position-vertical:absolute;mso-position-vertical-relative:text;mso-width-percent:0;mso-height-percent:0;mso-width-relative:margin;mso-height-relative:margin;v-text-anchor:top" o:gfxdata="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" filled="f" stroked="f">
                       <v:textbox inset="0,0,0,0">
                         <w:txbxContent>
                           <w:p>
@@ -7714,7 +8259,7 @@
                 </mc:Choice>
                 <mc:Fallback>
                   <w:pict>
-                    <v:shape w14:anchorId="1D5B5508" id="Text Box 13" o:spid="_x0000_s1043" type="#_x0000_t202" style="position:absolute;left:0;text-align:left;margin-left:-2.65pt;margin-top:11.9pt;width:279.75pt;height:15.75pt;z-index:251720704;visibility:visible;mso-wrap-style:square;mso-width-percent:0;mso-height-percent:0;mso-wrap-distance-left:9pt;mso-wrap-distance-top:3.6pt;mso-wrap-distance-right:9pt;mso-wrap-distance-bottom:3.6pt;mso-position-horizontal:absolute;mso-position-horizontal-relative:text;mso-position-vertical:absolute;mso-position-vertical-relative:text;mso-width-percent:0;mso-height-percent:0;mso-width-relative:margin;mso-height-relative:margin;v-text-anchor:top" o:gfxdata="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" filled="f" stroked="f">
+                    <v:shape w14:anchorId="1D5B5508" id="Text Box 13" o:spid="_x0000_s1047" type="#_x0000_t202" style="position:absolute;left:0;text-align:left;margin-left:-2.65pt;margin-top:11.9pt;width:279.75pt;height:15.75pt;z-index:251720704;visibility:visible;mso-wrap-style:square;mso-width-percent:0;mso-height-percent:0;mso-wrap-distance-left:9pt;mso-wrap-distance-top:3.6pt;mso-wrap-distance-right:9pt;mso-wrap-distance-bottom:3.6pt;mso-position-horizontal:absolute;mso-position-horizontal-relative:text;mso-position-vertical:absolute;mso-position-vertical-relative:text;mso-width-percent:0;mso-height-percent:0;mso-width-relative:margin;mso-height-relative:margin;v-text-anchor:top" o:gfxdata="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" filled="f" stroked="f">
                       <v:textbox inset="0,0,0,0">
                         <w:txbxContent>
                           <w:p>
@@ -7846,7 +8391,7 @@
                 </mc:Choice>
                 <mc:Fallback>
                   <w:pict>
-                    <v:shape w14:anchorId="632EDB6E" id="Text Box 1320806551" o:spid="_x0000_s1044" type="#_x0000_t202" style="position:absolute;left:0;text-align:left;margin-left:9.2pt;margin-top:.1pt;width:260.25pt;height:15.75pt;z-index:251752448;visibility:visible;mso-wrap-style:square;mso-width-percent:0;mso-height-percent:0;mso-wrap-distance-left:9pt;mso-wrap-distance-top:3.6pt;mso-wrap-distance-right:9pt;mso-wrap-distance-bottom:3.6pt;mso-position-horizontal:absolute;mso-position-horizontal-relative:text;mso-position-vertical:absolute;mso-position-vertical-relative:text;mso-width-percent:0;mso-height-percent:0;mso-width-relative:margin;mso-height-relative:margin;v-text-anchor:top" o:gfxdata="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" filled="f" stroked="f">
+                    <v:shape w14:anchorId="632EDB6E" id="Text Box 1320806551" o:spid="_x0000_s1048" type="#_x0000_t202" style="position:absolute;left:0;text-align:left;margin-left:9.2pt;margin-top:.1pt;width:260.25pt;height:15.75pt;z-index:251752448;visibility:visible;mso-wrap-style:square;mso-width-percent:0;mso-height-percent:0;mso-wrap-distance-left:9pt;mso-wrap-distance-top:3.6pt;mso-wrap-distance-right:9pt;mso-wrap-distance-bottom:3.6pt;mso-position-horizontal:absolute;mso-position-horizontal-relative:text;mso-position-vertical:absolute;mso-position-vertical-relative:text;mso-width-percent:0;mso-height-percent:0;mso-width-relative:margin;mso-height-relative:margin;v-text-anchor:top" o:gfxdata="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" filled="f" stroked="f">
                       <v:textbox inset="0,0,0,0">
                         <w:txbxContent>
                           <w:p>
@@ -8004,7 +8549,7 @@
                 </mc:Choice>
                 <mc:Fallback>
                   <w:pict>
-                    <v:shape w14:anchorId="3A1102B9" id="Text Box 22" o:spid="_x0000_s1045" type="#_x0000_t202" style="position:absolute;left:0;text-align:left;margin-left:.85pt;margin-top:7.55pt;width:204.75pt;height:17.25pt;z-index:251758592;visibility:visible;mso-wrap-style:square;mso-width-percent:0;mso-height-percent:0;mso-wrap-distance-left:9pt;mso-wrap-distance-top:3.6pt;mso-wrap-distance-right:9pt;mso-wrap-distance-bottom:3.6pt;mso-position-horizontal:absolute;mso-position-horizontal-relative:text;mso-position-vertical:absolute;mso-position-vertical-relative:page;mso-width-percent:0;mso-height-percent:0;mso-width-relative:margin;mso-height-relative:margin;v-text-anchor:top" o:gfxdata="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" filled="f" stroked="f">
+                    <v:shape w14:anchorId="3A1102B9" id="Text Box 22" o:spid="_x0000_s1049" type="#_x0000_t202" style="position:absolute;left:0;text-align:left;margin-left:.85pt;margin-top:7.55pt;width:204.75pt;height:17.25pt;z-index:251758592;visibility:visible;mso-wrap-style:square;mso-width-percent:0;mso-height-percent:0;mso-wrap-distance-left:9pt;mso-wrap-distance-top:3.6pt;mso-wrap-distance-right:9pt;mso-wrap-distance-bottom:3.6pt;mso-position-horizontal:absolute;mso-position-horizontal-relative:text;mso-position-vertical:absolute;mso-position-vertical-relative:page;mso-width-percent:0;mso-height-percent:0;mso-width-relative:margin;mso-height-relative:margin;v-text-anchor:top" o:gfxdata="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" filled="f" stroked="f">
                       <v:textbox inset="0,0,0,0">
                         <w:txbxContent>
                           <w:p>
@@ -8208,7 +8753,7 @@
                 </mc:Choice>
                 <mc:Fallback>
                   <w:pict>
-                    <v:shape w14:anchorId="0CC4AD69" id="Text Box 21" o:spid="_x0000_s1046" type="#_x0000_t202" style="position:absolute;left:0;text-align:left;margin-left:.55pt;margin-top:24.2pt;width:206.45pt;height:28.5pt;z-index:251760640;visibility:visible;mso-wrap-style:square;mso-width-percent:0;mso-height-percent:0;mso-wrap-distance-left:9pt;mso-wrap-distance-top:3.6pt;mso-wrap-distance-right:9pt;mso-wrap-distance-bottom:3.6pt;mso-position-horizontal:absolute;mso-position-horizontal-relative:text;mso-position-vertical:absolute;mso-position-vertical-relative:page;mso-width-percent:0;mso-height-percent:0;mso-width-relative:margin;mso-height-relative:margin;v-text-anchor:top" o:gfxdata="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" filled="f" stroked="f">
+                    <v:shape w14:anchorId="0CC4AD69" id="Text Box 21" o:spid="_x0000_s1050" type="#_x0000_t202" style="position:absolute;left:0;text-align:left;margin-left:.55pt;margin-top:24.2pt;width:206.45pt;height:28.5pt;z-index:251760640;visibility:visible;mso-wrap-style:square;mso-width-percent:0;mso-height-percent:0;mso-wrap-distance-left:9pt;mso-wrap-distance-top:3.6pt;mso-wrap-distance-right:9pt;mso-wrap-distance-bottom:3.6pt;mso-position-horizontal:absolute;mso-position-horizontal-relative:text;mso-position-vertical:absolute;mso-position-vertical-relative:page;mso-width-percent:0;mso-height-percent:0;mso-width-relative:margin;mso-height-relative:margin;v-text-anchor:top" o:gfxdata="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" filled="f" stroked="f">
                       <v:textbox inset="0,0,0,0">
                         <w:txbxContent>
                           <w:p>
@@ -8316,6 +8861,7 @@
                 <w:lang w:val="en-US"/>
               </w:rPr>
             </w:pPr>
+            <w:proofErr w:type="gramStart"/>
             <w:r>
               <w:rPr>
                 <w:rFonts w:ascii="Arial" w:hAnsi="Arial" w:cs="Arial"/>
@@ -8334,7 +8880,18 @@
                 <w:szCs w:val="20"/>
                 <w:lang w:val="en-US"/>
               </w:rPr>
-              <w:t>C  APPROVED FOR:</w:t>
+              <w:t>C  APPROVED</w:t>
+            </w:r>
+            <w:proofErr w:type="gramEnd"/>
+            <w:r>
+              <w:rPr>
+                <w:rFonts w:ascii="Arial" w:hAnsi="Arial" w:cs="Arial"/>
+                <w:i/>
+                <w:sz w:val="20"/>
+                <w:szCs w:val="20"/>
+                <w:lang w:val="en-US"/>
+              </w:rPr>
+              <w:t xml:space="preserve"> FOR:</w:t>
             </w:r>
           </w:p>
           <w:p>
@@ -8486,6 +9043,7 @@
                 <w:lang w:val="en-US"/>
               </w:rPr>
             </w:pPr>
+            <w:proofErr w:type="gramStart"/>
             <w:r>
               <w:rPr>
                 <w:rFonts w:ascii="Arial" w:hAnsi="Arial" w:cs="Arial"/>
@@ -8524,7 +9082,18 @@
                 <w:szCs w:val="20"/>
                 <w:lang w:val="en-US"/>
               </w:rPr>
-              <w:t>DISAPPROVED DUE TO:</w:t>
+              <w:t>DISAPPROVED</w:t>
+            </w:r>
+            <w:proofErr w:type="gramEnd"/>
+            <w:r>
+              <w:rPr>
+                <w:rFonts w:ascii="Arial" w:hAnsi="Arial" w:cs="Arial"/>
+                <w:i/>
+                <w:sz w:val="20"/>
+                <w:szCs w:val="20"/>
+                <w:lang w:val="en-US"/>
+              </w:rPr>
+              <w:t xml:space="preserve"> DUE TO:</w:t>
             </w:r>
           </w:p>
           <w:p>
@@ -8703,7 +9272,7 @@
                 </mc:Choice>
                 <mc:Fallback>
                   <w:pict>
-                    <v:shape w14:anchorId="71488F27" id="Text Box 24" o:spid="_x0000_s1047" type="#_x0000_t202" style="position:absolute;margin-left:-172.7pt;margin-top:20.1pt;width:228pt;height:31.5pt;z-index:251754496;visibility:visible;mso-wrap-style:square;mso-width-percent:0;mso-height-percent:0;mso-wrap-distance-left:9pt;mso-wrap-distance-top:3.6pt;mso-wrap-distance-right:9pt;mso-wrap-distance-bottom:3.6pt;mso-position-horizontal:absolute;mso-position-horizontal-relative:text;mso-position-vertical:absolute;mso-position-vertical-relative:text;mso-width-percent:0;mso-height-percent:0;mso-width-relative:margin;mso-height-relative:margin;v-text-anchor:top" o:gfxdata="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" filled="f" stroked="f">
+                    <v:shape w14:anchorId="71488F27" id="Text Box 24" o:spid="_x0000_s1051" type="#_x0000_t202" style="position:absolute;margin-left:-172.7pt;margin-top:20.1pt;width:228pt;height:31.5pt;z-index:251754496;visibility:visible;mso-wrap-style:square;mso-width-percent:0;mso-height-percent:0;mso-wrap-distance-left:9pt;mso-wrap-distance-top:3.6pt;mso-wrap-distance-right:9pt;mso-wrap-distance-bottom:3.6pt;mso-position-horizontal:absolute;mso-position-horizontal-relative:text;mso-position-vertical:absolute;mso-position-vertical-relative:text;mso-width-percent:0;mso-height-percent:0;mso-width-relative:margin;mso-height-relative:margin;v-text-anchor:top" o:gfxdata="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" filled="f" stroked="f">
                       <v:textbox inset="0,0,0,0">
                         <w:txbxContent>
                           <w:p>
@@ -8926,7 +9495,7 @@
                 </mc:Choice>
                 <mc:Fallback>
                   <w:pict>
-                    <v:shape w14:anchorId="6C76B712" id="Text Box 23" o:spid="_x0000_s1048" type="#_x0000_t202" style="position:absolute;left:0;text-align:left;margin-left:133.8pt;margin-top:11.55pt;width:228pt;height:31.5pt;z-index:251756544;visibility:visible;mso-wrap-style:square;mso-width-percent:0;mso-height-percent:0;mso-wrap-distance-left:9pt;mso-wrap-distance-top:3.6pt;mso-wrap-distance-right:9pt;mso-wrap-distance-bottom:3.6pt;mso-position-horizontal:absolute;mso-position-horizontal-relative:text;mso-position-vertical:absolute;mso-position-vertical-relative:text;mso-width-percent:0;mso-height-percent:0;mso-width-relative:margin;mso-height-relative:margin;v-text-anchor:top" o:gfxdata="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" filled="f" stroked="f">
+                    <v:shape w14:anchorId="6C76B712" id="Text Box 23" o:spid="_x0000_s1052" type="#_x0000_t202" style="position:absolute;left:0;text-align:left;margin-left:133.8pt;margin-top:11.55pt;width:228pt;height:31.5pt;z-index:251756544;visibility:visible;mso-wrap-style:square;mso-width-percent:0;mso-height-percent:0;mso-wrap-distance-left:9pt;mso-wrap-distance-top:3.6pt;mso-wrap-distance-right:9pt;mso-wrap-distance-bottom:3.6pt;mso-position-horizontal:absolute;mso-position-horizontal-relative:text;mso-position-vertical:absolute;mso-position-vertical-relative:text;mso-width-percent:0;mso-height-percent:0;mso-width-relative:margin;mso-height-relative:margin;v-text-anchor:top" o:gfxdata="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" filled="f" stroked="f">
                       <v:textbox inset="0,0,0,0">
                         <w:txbxContent>
                           <w:p>
@@ -9163,7 +9732,7 @@
           </mc:Choice>
           <mc:Fallback>
             <w:pict>
-              <v:shape w14:anchorId="1ED0F545" id="Text Box 60" o:spid="_x0000_s1049" type="#_x0000_t202" style="width:531pt;height:19.15pt;visibility:visible;mso-wrap-style:square;mso-left-percent:-10001;mso-top-percent:-10001;mso-position-horizontal:absolute;mso-position-horizontal-relative:char;mso-position-vertical:absolute;mso-position-vertical-relative:line;mso-left-percent:-10001;mso-top-percent:-10001;v-text-anchor:top" o:gfxdata="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" filled="f" strokeweight=".20894mm">
+              <v:shape w14:anchorId="1ED0F545" id="Text Box 60" o:spid="_x0000_s1053" type="#_x0000_t202" style="width:531pt;height:19.15pt;visibility:visible;mso-wrap-style:square;mso-left-percent:-10001;mso-top-percent:-10001;mso-position-horizontal:absolute;mso-position-horizontal-relative:char;mso-position-vertical:absolute;mso-position-vertical-relative:line;mso-left-percent:-10001;mso-top-percent:-10001;v-text-anchor:top" o:gfxdata="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" filled="f" strokeweight=".20894mm">
                 <v:textbox inset="0,0,0,0">
                   <w:txbxContent>
                     <w:p>
@@ -10089,6 +10658,7 @@
         </w:rPr>
         <w:t xml:space="preserve"> </w:t>
       </w:r>
+      <w:proofErr w:type="gramStart"/>
       <w:r>
         <w:rPr>
           <w:spacing w:val="-1"/>
@@ -10097,6 +10667,7 @@
         </w:rPr>
         <w:t>leave</w:t>
       </w:r>
+      <w:proofErr w:type="gramEnd"/>
       <w:r>
         <w:rPr>
           <w:spacing w:val="-3"/>
@@ -11085,6 +11656,7 @@
         </w:rPr>
         <w:t xml:space="preserve"> </w:t>
       </w:r>
+      <w:proofErr w:type="spellStart"/>
       <w:r>
         <w:rPr>
           <w:spacing w:val="-1"/>
@@ -11093,6 +11665,7 @@
         </w:rPr>
         <w:t>Availment</w:t>
       </w:r>
+      <w:proofErr w:type="spellEnd"/>
       <w:r>
         <w:rPr>
           <w:spacing w:val="21"/>
@@ -12569,6 +13142,7 @@
         </w:rPr>
         <w:t xml:space="preserve"> </w:t>
       </w:r>
+      <w:proofErr w:type="gramStart"/>
       <w:r>
         <w:rPr>
           <w:rFonts w:cs="Arial Narrow"/>
@@ -12604,6 +13178,7 @@
         </w:rPr>
         <w:t>doctor’s</w:t>
       </w:r>
+      <w:proofErr w:type="gramEnd"/>
       <w:r>
         <w:rPr>
           <w:rFonts w:cs="Arial Narrow"/>
@@ -12621,6 +13196,7 @@
         </w:rPr>
         <w:t xml:space="preserve"> </w:t>
       </w:r>
+      <w:proofErr w:type="gramStart"/>
       <w:r>
         <w:rPr>
           <w:rFonts w:cs="Arial Narrow"/>
@@ -12644,7 +13220,16 @@
           <w:w w:val="115"/>
           <w:sz w:val="16"/>
         </w:rPr>
-        <w:t xml:space="preserve">on </w:t>
+        <w:t>on</w:t>
+      </w:r>
+      <w:proofErr w:type="gramEnd"/>
+      <w:r>
+        <w:rPr>
+          <w:rFonts w:cs="Arial Narrow"/>
+          <w:w w:val="115"/>
+          <w:sz w:val="16"/>
+        </w:rPr>
+        <w:t xml:space="preserve"> </w:t>
       </w:r>
       <w:r>
         <w:rPr>
@@ -13798,13 +14383,23 @@
         </w:rPr>
         <w:t xml:space="preserve"> </w:t>
       </w:r>
-      <w:r>
-        <w:rPr>
-          <w:spacing w:val="-1"/>
-          <w:w w:val="115"/>
-          <w:sz w:val="16"/>
-        </w:rPr>
-        <w:t>availment,</w:t>
+      <w:proofErr w:type="spellStart"/>
+      <w:r>
+        <w:rPr>
+          <w:spacing w:val="-1"/>
+          <w:w w:val="115"/>
+          <w:sz w:val="16"/>
+        </w:rPr>
+        <w:t>availment</w:t>
+      </w:r>
+      <w:proofErr w:type="spellEnd"/>
+      <w:r>
+        <w:rPr>
+          <w:spacing w:val="-1"/>
+          <w:w w:val="115"/>
+          <w:sz w:val="16"/>
+        </w:rPr>
+        <w:t>,</w:t>
       </w:r>
       <w:r>
         <w:rPr>
@@ -13908,6 +14503,7 @@
         </w:rPr>
         <w:t xml:space="preserve"> </w:t>
       </w:r>
+      <w:proofErr w:type="gramStart"/>
       <w:r>
         <w:rPr>
           <w:spacing w:val="-1"/>
@@ -13916,6 +14512,7 @@
         </w:rPr>
         <w:t>leave</w:t>
       </w:r>
+      <w:proofErr w:type="gramEnd"/>
       <w:r>
         <w:rPr>
           <w:spacing w:val="15"/>
@@ -15372,6 +15969,7 @@
           <w:sz w:val="16"/>
         </w:rPr>
       </w:pPr>
+      <w:proofErr w:type="gramStart"/>
       <w:r>
         <w:rPr>
           <w:w w:val="115"/>
@@ -15392,7 +15990,15 @@
           <w:w w:val="115"/>
           <w:sz w:val="16"/>
         </w:rPr>
-        <w:t xml:space="preserve">shall </w:t>
+        <w:t>shall</w:t>
+      </w:r>
+      <w:proofErr w:type="gramEnd"/>
+      <w:r>
+        <w:rPr>
+          <w:w w:val="115"/>
+          <w:sz w:val="16"/>
+        </w:rPr>
+        <w:t xml:space="preserve"> </w:t>
       </w:r>
       <w:r>
         <w:rPr>
@@ -15402,6 +16008,7 @@
         </w:rPr>
         <w:t xml:space="preserve"> </w:t>
       </w:r>
+      <w:proofErr w:type="gramStart"/>
       <w:r>
         <w:rPr>
           <w:w w:val="115"/>
@@ -15422,7 +16029,15 @@
           <w:w w:val="115"/>
           <w:sz w:val="16"/>
         </w:rPr>
-        <w:t xml:space="preserve">filed </w:t>
+        <w:t>filed</w:t>
+      </w:r>
+      <w:proofErr w:type="gramEnd"/>
+      <w:r>
+        <w:rPr>
+          <w:w w:val="115"/>
+          <w:sz w:val="16"/>
+        </w:rPr>
+        <w:t xml:space="preserve"> </w:t>
       </w:r>
       <w:r>
         <w:rPr>
@@ -15432,6 +16047,7 @@
         </w:rPr>
         <w:t xml:space="preserve"> </w:t>
       </w:r>
+      <w:proofErr w:type="gramStart"/>
       <w:r>
         <w:rPr>
           <w:spacing w:val="-1"/>
@@ -15460,7 +16076,15 @@
           <w:w w:val="115"/>
           <w:sz w:val="16"/>
         </w:rPr>
-        <w:t xml:space="preserve">advance </w:t>
+        <w:t>advance</w:t>
+      </w:r>
+      <w:proofErr w:type="gramEnd"/>
+      <w:r>
+        <w:rPr>
+          <w:w w:val="115"/>
+          <w:sz w:val="16"/>
+        </w:rPr>
+        <w:t xml:space="preserve"> </w:t>
       </w:r>
       <w:r>
         <w:rPr>
@@ -15470,6 +16094,7 @@
         </w:rPr>
         <w:t xml:space="preserve"> </w:t>
       </w:r>
+      <w:proofErr w:type="gramStart"/>
       <w:r>
         <w:rPr>
           <w:w w:val="115"/>
@@ -15493,6 +16118,7 @@
         </w:rPr>
         <w:t>immediately</w:t>
       </w:r>
+      <w:proofErr w:type="gramEnd"/>
       <w:r>
         <w:rPr>
           <w:w w:val="115"/>
@@ -15508,6 +16134,7 @@
         </w:rPr>
         <w:t xml:space="preserve"> </w:t>
       </w:r>
+      <w:proofErr w:type="gramStart"/>
       <w:r>
         <w:rPr>
           <w:w w:val="115"/>
@@ -15528,7 +16155,15 @@
           <w:w w:val="115"/>
           <w:sz w:val="16"/>
         </w:rPr>
-        <w:t xml:space="preserve">the </w:t>
+        <w:t>the</w:t>
+      </w:r>
+      <w:proofErr w:type="gramEnd"/>
+      <w:r>
+        <w:rPr>
+          <w:w w:val="115"/>
+          <w:sz w:val="16"/>
+        </w:rPr>
+        <w:t xml:space="preserve"> </w:t>
       </w:r>
       <w:r>
         <w:rPr>
@@ -16408,8 +17043,18 @@
           <w:w w:val="115"/>
           <w:sz w:val="16"/>
         </w:rPr>
-        <w:t>Barangay/Kagawad</w:t>
-      </w:r>
+        <w:t>Barangay/</w:t>
+      </w:r>
+      <w:proofErr w:type="spellStart"/>
+      <w:r>
+        <w:rPr>
+          <w:spacing w:val="-1"/>
+          <w:w w:val="115"/>
+          <w:sz w:val="16"/>
+        </w:rPr>
+        <w:t>Kagawad</w:t>
+      </w:r>
+      <w:proofErr w:type="spellEnd"/>
       <w:r>
         <w:rPr>
           <w:spacing w:val="17"/>
@@ -17713,7 +18358,7 @@
           </mc:Choice>
           <mc:Fallback>
             <w:pict>
-              <v:shape w14:anchorId="0B91A5BA" id="_x0000_s1050" type="#_x0000_t202" style="position:absolute;left:0;text-align:left;margin-left:0;margin-top:781.5pt;width:522.75pt;height:45.55pt;z-index:251713536;visibility:visible;mso-wrap-style:square;mso-width-percent:0;mso-height-percent:200;mso-wrap-distance-left:9pt;mso-wrap-distance-top:3.6pt;mso-wrap-distance-right:9pt;mso-wrap-distance-bottom:3.6pt;mso-position-horizontal:left;mso-position-horizontal-relative:margin;mso-position-vertical:absolute;mso-position-vertical-relative:page;mso-width-percent:0;mso-height-percent:200;mso-width-relative:margin;mso-height-relative:margin;v-text-anchor:top" o:gfxdata="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" filled="f" stroked="f">
+              <v:shape w14:anchorId="0B91A5BA" id="_x0000_s1054" type="#_x0000_t202" style="position:absolute;left:0;text-align:left;margin-left:0;margin-top:781.5pt;width:522.75pt;height:45.55pt;z-index:251713536;visibility:visible;mso-wrap-style:square;mso-width-percent:0;mso-height-percent:200;mso-wrap-distance-left:9pt;mso-wrap-distance-top:3.6pt;mso-wrap-distance-right:9pt;mso-wrap-distance-bottom:3.6pt;mso-position-horizontal:left;mso-position-horizontal-relative:margin;mso-position-vertical:absolute;mso-position-vertical-relative:page;mso-width-percent:0;mso-height-percent:200;mso-width-relative:margin;mso-height-relative:margin;v-text-anchor:top" o:gfxdata="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" filled="f" stroked="f">
                 <v:textbox style="mso-fit-shape-to-text:t">
                   <w:txbxContent>
                     <w:p>
